--- a/docs/manuscript-draft.docx
+++ b/docs/manuscript-draft.docx
@@ -2139,7 +2139,7 @@
           <w:sz w:val="21"/>
           <w:szCs w:val="21"/>
         </w:rPr>
-        <w:t xml:space="preserve"> Overall survival in synchronous and metachronous brain metastases under two time origins. (A) From primary lung cancer diagnosis; (B) from brain-metastasis diagnosis. Kaplan–Meier estimates with censoring marks and numbers at risk. The same 116 patients and 89 deaths underlie both panels. → `figures/figure1_survival_both_clocks.pdf`</w:t>
+        <w:t xml:space="preserve"> Overall survival in synchronous and metachronous brain metastases under two time origins. (A) From primary lung cancer diagnosis; (B) from brain-metastasis diagnosis. Kaplan–Meier estimates with censoring marks and numbers at risk. The same 116 patients and 89 deaths underlie both panels; the synchronous curve is near-identical between them because time to BM is close to zero in that group, so the entire difference arises from the metachronous group. Curves are shown over the full observation period (to 129 months); fewer than five patients per group remain at risk beyond 48 months, and no metachronous patient remains at risk beyond 48 months in panel B. → `figures/figure1_survival_both_clocks.pdf`</w:t>
       </w:r>
     </w:p>
     <w:p>
@@ -6317,7 +6317,7 @@
       <w:r>
         <w:drawing>
           <wp:inline distT="0" distB="0" distL="0" distR="0">
-            <wp:extent cx="6096000" cy="3305175"/>
+            <wp:extent cx="6286500" cy="3038475"/>
             <wp:effectExtent t="0" r="0" b="0" l="0"/>
             <wp:docPr id="1" name="" descr="" title=""/>
             <wp:cNvGraphicFramePr>
@@ -6342,7 +6342,7 @@
                   <pic:spPr bwMode="auto">
                     <a:xfrm>
                       <a:off x="0" y="0"/>
-                      <a:ext cx="6096000" cy="3305175"/>
+                      <a:ext cx="6286500" cy="3038475"/>
                     </a:xfrm>
                     <a:prstGeom prst="rect">
                       <a:avLst/>
@@ -6365,7 +6365,7 @@
           <w:sz w:val="19"/>
           <w:szCs w:val="19"/>
         </w:rPr>
-        <w:t xml:space="preserve">Overall survival in synchronous and metachronous brain metastases under two time origins. (A) From primary lung cancer diagnosis; (B) from brain-metastasis diagnosis. Kaplan-Meier estimates with censoring marks and numbers at risk. The same 116 patients and 89 deaths underlie both panels.</w:t>
+        <w:t xml:space="preserve">Overall survival in synchronous and metachronous brain metastases under two time origins. (A) From primary lung cancer diagnosis; (B) from brain-metastasis diagnosis. Kaplan-Meier estimates with censoring marks and numbers at risk. The same 116 patients and 89 deaths underlie both panels. Curves are shown over the full observation period (to 129 months); fewer than five patients per group remain at risk beyond 48 months.</w:t>
       </w:r>
     </w:p>
     <w:sectPr>

--- a/docs/manuscript-draft.docx
+++ b/docs/manuscript-draft.docx
@@ -1221,7 +1221,7 @@
           <w:sz w:val="21"/>
           <w:szCs w:val="21"/>
         </w:rPr>
-        <w:t xml:space="preserve"> (16.4%). Comparing sBM with mBM, 42 recurrent alterations (gene and alteration type, each observed in ≥5 patients) were tested. </w:t>
+        <w:t xml:space="preserve"> (16.4%). The alteration landscape of the two groups is shown in </w:t>
       </w:r>
       <w:r>
         <w:rPr>
@@ -1231,15 +1231,15 @@
           <w:sz w:val="21"/>
           <w:szCs w:val="21"/>
         </w:rPr>
-        <w:t xml:space="preserve">None was significantly different after Benjamini–Hochberg correction</w:t>
-      </w:r>
-      <w:r>
-        <w:rPr>
-          <w:rFonts w:ascii="Calibri" w:cs="Calibri" w:eastAsia="Calibri" w:hAnsi="Calibri"/>
-          <w:sz w:val="21"/>
-          <w:szCs w:val="21"/>
-        </w:rPr>
-        <w:t xml:space="preserve"> (</w:t>
+        <w:t xml:space="preserve">Figure 2</w:t>
+      </w:r>
+      <w:r>
+        <w:rPr>
+          <w:rFonts w:ascii="Calibri" w:cs="Calibri" w:eastAsia="Calibri" w:hAnsi="Calibri"/>
+          <w:sz w:val="21"/>
+          <w:szCs w:val="21"/>
+        </w:rPr>
+        <w:t xml:space="preserve">, with both groups placed in one matrix under a single gene ordering so that columns can be compared directly. Comparing sBM with mBM, 42 recurrent alterations (gene and alteration type, each observed in ≥5 patients) were tested. </w:t>
       </w:r>
       <w:r>
         <w:rPr>
@@ -1249,6 +1249,24 @@
           <w:sz w:val="21"/>
           <w:szCs w:val="21"/>
         </w:rPr>
+        <w:t xml:space="preserve">None was significantly different after Benjamini–Hochberg correction</w:t>
+      </w:r>
+      <w:r>
+        <w:rPr>
+          <w:rFonts w:ascii="Calibri" w:cs="Calibri" w:eastAsia="Calibri" w:hAnsi="Calibri"/>
+          <w:sz w:val="21"/>
+          <w:szCs w:val="21"/>
+        </w:rPr>
+        <w:t xml:space="preserve"> (</w:t>
+      </w:r>
+      <w:r>
+        <w:rPr>
+          <w:rFonts w:ascii="Calibri" w:cs="Calibri" w:eastAsia="Calibri" w:hAnsi="Calibri"/>
+          <w:b/>
+          <w:bCs/>
+          <w:sz w:val="21"/>
+          <w:szCs w:val="21"/>
+        </w:rPr>
         <w:t xml:space="preserve">Table 2</w:t>
       </w:r>
       <w:r>
@@ -1501,7 +1519,25 @@
           <w:sz w:val="21"/>
           <w:szCs w:val="21"/>
         </w:rPr>
-        <w:t xml:space="preserve"> loss (18/18), consistent with a single contiguous deletion event rather than independent gene-level calls.</w:t>
+        <w:t xml:space="preserve"> loss (18/18), consistent with a single contiguous deletion event rather than independent gene-level calls. This is visible directly in </w:t>
+      </w:r>
+      <w:r>
+        <w:rPr>
+          <w:rFonts w:ascii="Calibri" w:cs="Calibri" w:eastAsia="Calibri" w:hAnsi="Calibri"/>
+          <w:b/>
+          <w:bCs/>
+          <w:sz w:val="21"/>
+          <w:szCs w:val="21"/>
+        </w:rPr>
+        <w:t xml:space="preserve">Figure 2</w:t>
+      </w:r>
+      <w:r>
+        <w:rPr>
+          <w:rFonts w:ascii="Calibri" w:cs="Calibri" w:eastAsia="Calibri" w:hAnsi="Calibri"/>
+          <w:sz w:val="21"/>
+          <w:szCs w:val="21"/>
+        </w:rPr>
+        <w:t xml:space="preserve">, where the three 9p21.3 rows are drawn adjacently and their deletions align into vertical blocks in both groups.</w:t>
       </w:r>
     </w:p>
     <w:p>
@@ -2140,6 +2176,30 @@
           <w:szCs w:val="21"/>
         </w:rPr>
         <w:t xml:space="preserve"> Overall survival in synchronous and metachronous brain metastases under two time origins. (A) From primary lung cancer diagnosis; (B) from brain-metastasis diagnosis. Kaplan–Meier estimates with censoring marks and numbers at risk. The same 116 patients and 89 deaths underlie both panels; the synchronous curve is near-identical between them because time to BM is close to zero in that group, so the entire difference arises from the metachronous group. Curves are shown over the full observation period (to 129 months); fewer than five patients per group remain at risk beyond 48 months, and no metachronous patient remains at risk beyond 48 months in panel B. → `figures/figure1_survival_both_clocks.pdf`</w:t>
+      </w:r>
+    </w:p>
+    <w:p>
+      <w:pPr>
+        <w:spacing w:after="160" w:line="300"/>
+        <w:jc w:val="left"/>
+      </w:pPr>
+      <w:r>
+        <w:rPr>
+          <w:rFonts w:ascii="Calibri" w:cs="Calibri" w:eastAsia="Calibri" w:hAnsi="Calibri"/>
+          <w:b/>
+          <w:bCs/>
+          <w:sz w:val="21"/>
+          <w:szCs w:val="21"/>
+        </w:rPr>
+        <w:t xml:space="preserve">Figure 2.</w:t>
+      </w:r>
+      <w:r>
+        <w:rPr>
+          <w:rFonts w:ascii="Calibri" w:cs="Calibri" w:eastAsia="Calibri" w:hAnsi="Calibri"/>
+          <w:sz w:val="21"/>
+          <w:szCs w:val="21"/>
+        </w:rPr>
+        <w:t xml:space="preserve"> Oncoplot of the 20 most frequently altered genes, synchronous beside metachronous brain metastases. Each column is one patient, ordered within group by alteration pattern; each row is one gene, ordered by cohort-wide frequency except that the three 9p21.3 genes are held adjacent because they are contiguous on the chromosome and lost in a single event. Copy-number events fill the whole cell and short variants are drawn as an inset bar, so alteration class is carried by geometry as well as colour. The bar above shows the number of altered genes per patient; percentages at right are within-group frequencies. No alteration differed significantly between groups after Benjamini–Hochberg correction (Table 2). → `figures/figure2_oncoplot.pdf`</w:t>
       </w:r>
     </w:p>
     <w:p>
@@ -6366,6 +6426,81 @@
           <w:szCs w:val="19"/>
         </w:rPr>
         <w:t xml:space="preserve">Overall survival in synchronous and metachronous brain metastases under two time origins. (A) From primary lung cancer diagnosis; (B) from brain-metastasis diagnosis. Kaplan-Meier estimates with censoring marks and numbers at risk. The same 116 patients and 89 deaths underlie both panels. Curves are shown over the full observation period (to 129 months); fewer than five patients per group remain at risk beyond 48 months.</w:t>
+      </w:r>
+    </w:p>
+    <w:p>
+      <w:r>
+        <w:br w:type="page"/>
+      </w:r>
+    </w:p>
+    <w:p>
+      <w:pPr>
+        <w:pStyle w:val="Heading2"/>
+        <w:spacing w:after="160"/>
+      </w:pPr>
+      <w:r>
+        <w:rPr>
+          <w:rFonts w:ascii="Calibri" w:cs="Calibri" w:eastAsia="Calibri" w:hAnsi="Calibri"/>
+        </w:rPr>
+        <w:t xml:space="preserve">Figure 2</w:t>
+      </w:r>
+    </w:p>
+    <w:p>
+      <w:pPr>
+        <w:spacing w:after="160"/>
+      </w:pPr>
+      <w:r>
+        <w:drawing>
+          <wp:inline distT="0" distB="0" distL="0" distR="0">
+            <wp:extent cx="6286500" cy="4019550"/>
+            <wp:effectExtent t="0" r="0" b="0" l="0"/>
+            <wp:docPr id="1" name="" descr="" title=""/>
+            <wp:cNvGraphicFramePr>
+              <a:graphicFrameLocks xmlns:a="http://schemas.openxmlformats.org/drawingml/2006/main" noChangeAspect="1"/>
+            </wp:cNvGraphicFramePr>
+            <a:graphic xmlns:a="http://schemas.openxmlformats.org/drawingml/2006/main">
+              <a:graphicData uri="http://schemas.openxmlformats.org/drawingml/2006/picture">
+                <pic:pic xmlns:pic="http://schemas.openxmlformats.org/drawingml/2006/picture">
+                  <pic:nvPicPr>
+                    <pic:cNvPr id="0" name="" descr=""/>
+                    <pic:cNvPicPr>
+                      <a:picLocks noChangeAspect="1" noChangeArrowheads="1"/>
+                    </pic:cNvPicPr>
+                  </pic:nvPicPr>
+                  <pic:blipFill>
+                    <a:blip r:embed="rId8" cstate="none"/>
+                    <a:srcRect/>
+                    <a:stretch>
+                      <a:fillRect/>
+                    </a:stretch>
+                  </pic:blipFill>
+                  <pic:spPr bwMode="auto">
+                    <a:xfrm>
+                      <a:off x="0" y="0"/>
+                      <a:ext cx="6286500" cy="4019550"/>
+                    </a:xfrm>
+                    <a:prstGeom prst="rect">
+                      <a:avLst/>
+                    </a:prstGeom>
+                  </pic:spPr>
+                </pic:pic>
+              </a:graphicData>
+            </a:graphic>
+          </wp:inline>
+        </w:drawing>
+      </w:r>
+    </w:p>
+    <w:p>
+      <w:pPr>
+        <w:spacing w:after="160"/>
+      </w:pPr>
+      <w:r>
+        <w:rPr>
+          <w:rFonts w:ascii="Calibri" w:cs="Calibri" w:eastAsia="Calibri" w:hAnsi="Calibri"/>
+          <w:sz w:val="19"/>
+          <w:szCs w:val="19"/>
+        </w:rPr>
+        <w:t xml:space="preserve">Oncoplot of the 20 most frequently altered genes, synchronous beside metachronous brain metastases. Each column is one patient, ordered within group by alteration pattern; each row is one gene, ordered by cohort-wide frequency except that the three 9p21.3 genes are held adjacent because they are contiguous on the chromosome and lost in a single event. Copy-number events fill the whole cell and short variants are drawn as an inset bar, so alteration class is carried by geometry as well as colour. The bar above shows the number of altered genes per patient; percentages at right are within-group frequencies. No alteration differed significantly between groups after Benjamini-Hochberg correction.</w:t>
       </w:r>
     </w:p>
     <w:sectPr>
